--- a/output/MARISMART_AR_MIPAC_TVET_2026_Poster_DIBETULKAN.docx
+++ b/output/MARISMART_AR_MIPAC_TVET_2026_Poster_DIBETULKAN.docx
@@ -1554,14 +1554,41 @@
               <w:jc w:val="center"/>
             </w:pPr>
             <w:r>
-              <w:rPr>
-                <w:rFonts w:ascii="Arial" w:hAnsi="Arial"/>
-                <w:b/>
-                <w:color w:val="64748B"/>
-                <w:sz w:val="16"/>
-                <w:highlight w:val="yellow"/>
-              </w:rPr>
-              <w:t xml:space="preserve">[LETAKKAN KOD QR DI SINI]</w:t>
+              <w:drawing>
+                <wp:inline distT="0" distB="0" distL="0" distR="0">
+                  <wp:extent cx="900000" cy="900000"/>
+                  <wp:effectExtent l="0" t="0" r="0" b="0"/>
+                  <wp:docPr id="3" name="QR Demo" descr="Kod QR ke demo MARISMART AR"/>
+                  <wp:cNvGraphicFramePr>
+                    <a:graphicFrameLocks xmlns:a="http://schemas.openxmlformats.org/drawingml/2006/main" noChangeAspect="1"/>
+                  </wp:cNvGraphicFramePr>
+                  <a:graphic xmlns:a="http://schemas.openxmlformats.org/drawingml/2006/main">
+                    <a:graphicData uri="http://schemas.openxmlformats.org/drawingml/2006/picture">
+                      <pic:pic xmlns:pic="http://schemas.openxmlformats.org/drawingml/2006/picture">
+                        <pic:nvPicPr>
+                          <pic:cNvPr id="3" name="qr_demo.png"/>
+                          <pic:cNvPicPr/>
+                        </pic:nvPicPr>
+                        <pic:blipFill>
+                          <a:blip r:embed="rId91"/>
+                          <a:stretch>
+                            <a:fillRect/>
+                          </a:stretch>
+                        </pic:blipFill>
+                        <pic:spPr>
+                          <a:xfrm>
+                            <a:off x="0" y="0"/>
+                            <a:ext cx="900000" cy="900000"/>
+                          </a:xfrm>
+                          <a:prstGeom prst="rect">
+                            <a:avLst/>
+                          </a:prstGeom>
+                        </pic:spPr>
+                      </pic:pic>
+                    </a:graphicData>
+                  </a:graphic>
+                </wp:inline>
+              </w:drawing>
             </w:r>
           </w:p>
           <w:p>
@@ -1577,15 +1604,16 @@
               </w:rPr>
               <w:t xml:space="preserve">Pautan: </w:t>
             </w:r>
-            <w:r>
-              <w:rPr>
-                <w:rFonts w:ascii="Arial" w:hAnsi="Arial"/>
-                <w:color w:val="64748B"/>
-                <w:sz w:val="14"/>
-                <w:highlight w:val="yellow"/>
-              </w:rPr>
-              <w:t xml:space="preserve">[ISI pautan pendek]</w:t>
-            </w:r>
+            <w:hyperlink r:id="rId90" w:history="1">
+              <w:r>
+                <w:rPr>
+                  <w:rStyle w:val="Hyperlink"/>
+                  <w:rFonts w:ascii="Arial" w:hAnsi="Arial"/>
+                  <w:sz w:val="14"/>
+                </w:rPr>
+                <w:t xml:space="preserve">sim-marismart-course.mohdasrizan.chatgpt.site</w:t>
+              </w:r>
+            </w:hyperlink>
           </w:p>
         </w:tc>
       </w:tr>

--- a/output/MARISMART_AR_MIPAC_TVET_2026_Poster_DIBETULKAN.docx
+++ b/output/MARISMART_AR_MIPAC_TVET_2026_Poster_DIBETULKAN.docx
@@ -691,7 +691,7 @@
                 <w:sz w:val="15"/>
                 <w:lang w:val="sv-SE"/>
               </w:rPr>
-              <w:t>Penyediaan aset 3D/AR, senarai semak digital dan lapisan prompt AI.</w:t>
+              <w:t>Prototaip aplikasi web dibina dengan ChatGPT: aset visual, senarai semak digital dan lapisan prompt AI.</w:t>
             </w:r>
           </w:p>
           <w:p>
@@ -1034,7 +1034,7 @@
                 <w:sz w:val="14"/>
                 <w:lang w:val="sv-SE"/>
               </w:rPr>
-              <w:t xml:space="preserve">AI (ChatGPT/GPT-5) membantu ideasi kandungan, draf prompt dan latihan adaptif. Pengajar mengesahkan ketepatan teknikal, bahasa keselamatan dan hasil pembelajaran sebelum penggunaan. Data pelajar tidak digunakan untuk keputusan berisiko tinggi; output AI disemak, dibetulkan dan dilabel secara telus (log AI dalam laporan, Lampiran C).</w:t>
+              <w:t xml:space="preserve">AI (ChatGPT/GPT-5) membantu pembinaan prototaip web, ideasi kandungan, draf prompt dan latihan adaptif. Pengajar mengesahkan ketepatan teknikal, bahasa keselamatan dan hasil pembelajaran sebelum penggunaan. Data pelajar tidak digunakan untuk keputusan berisiko tinggi; output AI disemak, dibetulkan dan dilabel secara telus (log AI dalam laporan, Lampiran C).</w:t>
             </w:r>
           </w:p>
         </w:tc>

--- a/output/MARISMART_AR_MIPAC_TVET_2026_Poster_DIBETULKAN.docx
+++ b/output/MARISMART_AR_MIPAC_TVET_2026_Poster_DIBETULKAN.docx
@@ -386,7 +386,7 @@
                 <w:sz w:val="15"/>
                 <w:lang w:val="sv-SE"/>
               </w:rPr>
-              <w:t>• Memvisualkan komponen dan titik pemeriksaan melalui pengalaman AR.</w:t>
+              <w:t>• Memvisualkan komponen dan titik pemeriksaan melalui simulasi interaktif pada skrin.</w:t>
             </w:r>
           </w:p>
           <w:p>
@@ -490,7 +490,7 @@
                 <w:sz w:val="15"/>
                 <w:lang w:val="sv-SE"/>
               </w:rPr>
-              <w:t>MARISMART AR ialah alat bantu mengajar digital imersif berkuasa AI yang memaparkan panduan pemeriksaan pada jentera bantuan marin. Visual 3D/AR, arahan berasaskan senario dan senarai semak membantu pelajar mengenal pasti komponen, menyusun tugasan dan merekod dapatan.</w:t>
+              <w:t>MARISMART AR ialah alat bantu mengajar digital interaktif berkuasa AI dalam bentuk simulasi web pada skrin yang memaparkan panduan pemeriksaan jentera bantuan marin. Visual interaktif, arahan berasaskan senario dan senarai semak membantu pelajar mengenal pasti komponen, menyusun tugasan dan merekod dapatan. AR berasaskan kamera dirancang untuk Fasa 2.</w:t>
             </w:r>
           </w:p>
           <w:p>
@@ -578,7 +578,7 @@
                 <w:color w:val="475569"/>
                 <w:sz w:val="13"/>
               </w:rPr>
-              <w:t xml:space="preserve">Rajah 1. Ilustrasi konsep (dijana AI) pemeriksaan jentera bantuan marin dengan panduan AR.</w:t>
+              <w:t xml:space="preserve">Rajah 1. Ilustrasi konsep (dijana AI) pemeriksaan jentera bantuan marin dengan panduan AR (sasaran Fasa 2).</w:t>
             </w:r>
           </w:p>
         </w:tc>
@@ -860,7 +860,7 @@
                 <w:sz w:val="15"/>
                 <w:lang w:val="fi-FI"/>
               </w:rPr>
-              <w:t>Gabungan AR dan AI untuk bimbingan pemeriksaan mesin marin.</w:t>
+              <w:t>Gabungan simulasi visual interaktif dan AI untuk bimbingan pemeriksaan mesin marin; sedia dinaik taraf ke AR.</w:t>
             </w:r>
           </w:p>
           <w:p>

--- a/output/MARISMART_AR_MIPAC_TVET_2026_Poster_DIBETULKAN.docx
+++ b/output/MARISMART_AR_MIPAC_TVET_2026_Poster_DIBETULKAN.docx
@@ -214,7 +214,7 @@
                 <w:color w:val="007EA7"/>
                 <w:sz w:val="17"/>
               </w:rPr>
-              <w:t>AI-Powered Immersive Digital Teaching Aid for Marine Auxiliary Machinery Inspection</w:t>
+              <w:t>AI-Powered Interactive Digital Teaching Aid for Marine Auxiliary Machinery Inspection</w:t>
             </w:r>
           </w:p>
           <w:p>
@@ -717,10 +717,9 @@
                 <w:b/>
                 <w:color w:val="17213B"/>
                 <w:sz w:val="15"/>
-                <w:highlight w:val="yellow"/>
                 <w:lang w:val="sv-SE"/>
               </w:rPr>
-              <w:t xml:space="preserve">[n]</w:t>
+              <w:t xml:space="preserve">13</w:t>
             </w:r>
             <w:r>
               <w:rPr>
@@ -738,10 +737,9 @@
                 <w:b/>
                 <w:color w:val="17213B"/>
                 <w:sz w:val="15"/>
-                <w:highlight w:val="yellow"/>
                 <w:lang w:val="sv-SE"/>
               </w:rPr>
-              <w:t xml:space="preserve">[n]</w:t>
+              <w:t xml:space="preserve">2</w:t>
             </w:r>
             <w:r>
               <w:rPr>
@@ -1093,17 +1091,16 @@
                 <w:sz w:val="14"/>
                 <w:lang w:val="sv-SE"/>
               </w:rPr>
-              <w:t xml:space="preserve">Uji rintis bersama </w:t>
+              <w:t xml:space="preserve">Uji rintis di ALAM (SIM MARISMART) bersama </w:t>
             </w:r>
             <w:r>
               <w:rPr>
                 <w:rFonts w:ascii="Arial" w:hAnsi="Arial"/>
                 <w:color w:val="000000"/>
                 <w:sz w:val="14"/>
-                <w:highlight w:val="yellow"/>
                 <w:lang w:val="sv-SE"/>
               </w:rPr>
-              <w:t xml:space="preserve">[n]</w:t>
+              <w:t xml:space="preserve">13</w:t>
             </w:r>
             <w:r>
               <w:rPr>
@@ -1119,10 +1116,9 @@
                 <w:rFonts w:ascii="Arial" w:hAnsi="Arial"/>
                 <w:color w:val="000000"/>
                 <w:sz w:val="14"/>
-                <w:highlight w:val="yellow"/>
                 <w:lang w:val="sv-SE"/>
               </w:rPr>
-              <w:t xml:space="preserve">[n]</w:t>
+              <w:t xml:space="preserve">2</w:t>
             </w:r>
             <w:r>
               <w:rPr>
@@ -1138,10 +1134,9 @@
                 <w:rFonts w:ascii="Arial" w:hAnsi="Arial"/>
                 <w:color w:val="000000"/>
                 <w:sz w:val="14"/>
-                <w:highlight w:val="yellow"/>
                 <w:lang w:val="sv-SE"/>
               </w:rPr>
-              <w:t xml:space="preserve">[tarikh]</w:t>
+              <w:t xml:space="preserve">30/09/2026</w:t>
             </w:r>
             <w:r>
               <w:rPr>
@@ -1157,7 +1152,6 @@
                 <w:rFonts w:ascii="Arial" w:hAnsi="Arial"/>
                 <w:color w:val="000000"/>
                 <w:sz w:val="14"/>
-                <w:highlight w:val="yellow"/>
                 <w:lang w:val="sv-SE"/>
               </w:rPr>
               <w:t xml:space="preserve">56 → 84/100 (+50%)</w:t>
@@ -1176,7 +1170,6 @@
                 <w:rFonts w:ascii="Arial" w:hAnsi="Arial"/>
                 <w:color w:val="000000"/>
                 <w:sz w:val="14"/>
-                <w:highlight w:val="yellow"/>
                 <w:lang w:val="sv-SE"/>
               </w:rPr>
               <w:t xml:space="preserve">60% → 88%</w:t>
@@ -1195,7 +1188,6 @@
                 <w:rFonts w:ascii="Arial" w:hAnsi="Arial"/>
                 <w:color w:val="000000"/>
                 <w:sz w:val="14"/>
-                <w:highlight w:val="yellow"/>
                 <w:lang w:val="sv-SE"/>
               </w:rPr>
               <w:t xml:space="preserve">20 → 12 min (−40%)</w:t>
@@ -1214,7 +1206,6 @@
                 <w:rFonts w:ascii="Arial" w:hAnsi="Arial"/>
                 <w:color w:val="000000"/>
                 <w:sz w:val="14"/>
-                <w:highlight w:val="yellow"/>
                 <w:lang w:val="sv-SE"/>
               </w:rPr>
               <w:t xml:space="preserve">55% → 90%</w:t>
@@ -1233,7 +1224,6 @@
                 <w:rFonts w:ascii="Arial" w:hAnsi="Arial"/>
                 <w:color w:val="000000"/>
                 <w:sz w:val="14"/>
-                <w:highlight w:val="yellow"/>
                 <w:lang w:val="sv-SE"/>
               </w:rPr>
               <w:t xml:space="preserve">3.0 → 4.5/5</w:t>

--- a/output/MARISMART_AR_MIPAC_TVET_2026_Poster_DIBETULKAN.docx
+++ b/output/MARISMART_AR_MIPAC_TVET_2026_Poster_DIBETULKAN.docx
@@ -1247,25 +1247,56 @@
               </w:rPr>
             </w:pPr>
             <w:r>
-              <w:rPr>
-                <w:rFonts w:ascii="Arial" w:hAnsi="Arial"/>
-                <w:b/>
-                <w:color w:val="64748B"/>
-                <w:sz w:val="14"/>
-                <w:lang w:val="sv-SE"/>
-              </w:rPr>
-              <w:t xml:space="preserve">Bukti pelaksanaan: </w:t>
+              <w:drawing>
+                <wp:inline distT="0" distB="0" distL="0" distR="0">
+                  <wp:extent cx="3108960" cy="1468120"/>
+                  <wp:effectExtent l="0" t="0" r="0" b="0"/>
+                  <wp:docPr id="4" name="Graf Impak" descr="Graf bar sebelum dan selepas SIM MARISMART: skor 56 ke 84, ketepatan 60 ke 88 peratus, masa 20 ke 12 minit, checklist 55 ke 90 peratus, penerimaan 3.0 ke 4.5"/>
+                  <wp:cNvGraphicFramePr>
+                    <a:graphicFrameLocks xmlns:a="http://schemas.openxmlformats.org/drawingml/2006/main" noChangeAspect="1"/>
+                  </wp:cNvGraphicFramePr>
+                  <a:graphic xmlns:a="http://schemas.openxmlformats.org/drawingml/2006/main">
+                    <a:graphicData uri="http://schemas.openxmlformats.org/drawingml/2006/picture">
+                      <pic:pic xmlns:pic="http://schemas.openxmlformats.org/drawingml/2006/picture">
+                        <pic:nvPicPr>
+                          <pic:cNvPr id="4" name="graf_impak.png"/>
+                          <pic:cNvPicPr/>
+                        </pic:nvPicPr>
+                        <pic:blipFill>
+                          <a:blip r:embed="rId92"/>
+                          <a:stretch>
+                            <a:fillRect/>
+                          </a:stretch>
+                        </pic:blipFill>
+                        <pic:spPr>
+                          <a:xfrm>
+                            <a:off x="0" y="0"/>
+                            <a:ext cx="3108960" cy="1468120"/>
+                          </a:xfrm>
+                          <a:prstGeom prst="rect">
+                            <a:avLst/>
+                          </a:prstGeom>
+                        </pic:spPr>
+                      </pic:pic>
+                    </a:graphicData>
+                  </a:graphic>
+                </wp:inline>
+              </w:drawing>
             </w:r>
+          </w:p>
+          <w:p>
+            <w:pPr>
+              <w:spacing w:after="0" w:line="216" w:lineRule="auto"/>
+              <w:jc w:val="center"/>
+            </w:pPr>
             <w:r>
               <w:rPr>
                 <w:rFonts w:ascii="Arial" w:hAnsi="Arial"/>
-                <w:b/>
-                <w:color w:val="64748B"/>
-                <w:sz w:val="14"/>
-                <w:highlight w:val="yellow"/>
-                <w:lang w:val="sv-SE"/>
+                <w:i/>
+                <w:color w:val="475569"/>
+                <w:sz w:val="13"/>
               </w:rPr>
-              <w:t xml:space="preserve">[MASUKKAN graf sebelum/selepas + foto uji rintis]</w:t>
+              <w:t xml:space="preserve">Rajah 2. Keputusan uji rintis sebelum dan selepas SIM MARISMART (n = 13 pelajar, 30/09/2026).</w:t>
             </w:r>
           </w:p>
           <w:p>
